--- a/forms/washington/04-job-order-request.docx
+++ b/forms/washington/04-job-order-request.docx
@@ -24,7 +24,6 @@
     <w:p>
       <w:pPr>
         <w:spacing w:before="1"/>
-        <w:ind w:left="87"/>
       </w:pPr>
       <w:r>
         <w:rPr>
@@ -44,26 +43,9 @@
     <w:p>
       <w:pPr>
         <w:pStyle w:val="Title"/>
-        <w:ind w:left="87"/>
       </w:pPr>
       <w:r>
         <w:t>LINK ASIA MANPOWER SOLUTIONS CORP.</w:t>
-      </w:r>
-      <w:r>
-        <w:rPr>
-          <w:spacing w:val="-9"/>
-        </w:rPr>
-      </w:r>
-      <w:r/>
-      <w:r>
-        <w:rPr>
-          <w:spacing w:val="-8"/>
-        </w:rPr>
-      </w:r>
-      <w:r>
-        <w:rPr>
-          <w:spacing w:val="-2"/>
-        </w:rPr>
       </w:r>
     </w:p>
     <w:p>
@@ -76,7 +58,28 @@
         </w:rPr>
       </w:pPr>
       <w:r>
-        <w:t>Unit 103, 8 Antonio Centre Building, Prime St., Madrigal Business Park 2, Brgy. Alabang, Muntinlupa City, Metro Manila, Philippines</w:t>
+        <w:t xml:space="preserve">Unit 103, 8 Antonio Centre Building, </w:t>
+      </w:r>
+      <w:r>
+        <w:br/>
+      </w:r>
+      <w:r>
+        <w:t xml:space="preserve">Prime St., Madrigal Business Park 2, </w:t>
+      </w:r>
+      <w:r>
+        <w:br/>
+      </w:r>
+      <w:r>
+        <w:t xml:space="preserve">Alabang, Muntinlupa City, </w:t>
+      </w:r>
+      <w:r>
+        <w:br/>
+      </w:r>
+      <w:r>
+        <w:t>Metro Manila, Philippines</w:t>
+      </w:r>
+      <w:r>
+        <w:t xml:space="preserve"> 1770</w:t>
       </w:r>
     </w:p>
     <w:p>
@@ -139,68 +142,17 @@
         </w:tabs>
         <w:spacing w:line="242" w:lineRule="auto"/>
         <w:ind w:left="87" w:right="84" w:firstLine="719"/>
-      </w:pPr>
-      <w:r>
-        <w:t xml:space="preserve">Our Company/Foreign Placement Agency, </w:t>
-        <w:tab/>
+        <w:jc w:val="both"/>
+      </w:pPr>
+      <w:r>
+        <w:t>Our Company/Foreign Placement Agency</w:t>
+      </w:r>
+      <w:r>
+        <w:t>, _____________________________</w:t>
+      </w:r>
+      <w:r>
         <w:t>is authorizing LINK ASIA MANPOWER SOLUTIONS CORP. to recruit Filipino Workers under the following categories:</w:t>
       </w:r>
-      <w:r>
-        <w:rPr>
-          <w:spacing w:val="40"/>
-        </w:rPr>
-      </w:r>
-      <w:r/>
-      <w:r>
-        <w:rPr>
-          <w:spacing w:val="40"/>
-        </w:rPr>
-      </w:r>
-      <w:r/>
-      <w:r>
-        <w:rPr>
-          <w:spacing w:val="40"/>
-        </w:rPr>
-      </w:r>
-      <w:r/>
-      <w:r>
-        <w:rPr>
-          <w:spacing w:val="50"/>
-        </w:rPr>
-      </w:r>
-      <w:r>
-        <w:rPr>
-          <w:u w:val="thick"/>
-        </w:rPr>
-      </w:r>
-      <w:r/>
-      <w:r>
-        <w:rPr>
-          <w:spacing w:val="16"/>
-        </w:rPr>
-      </w:r>
-      <w:r/>
-      <w:r>
-        <w:rPr>
-          <w:b/>
-          <w:u w:val="single"/>
-        </w:rPr>
-      </w:r>
-      <w:proofErr w:type="gramStart"/>
-      <w:r>
-        <w:rPr>
-          <w:b/>
-          <w:u w:val="single"/>
-        </w:rPr>
-      </w:r>
-      <w:r>
-        <w:rPr>
-          <w:b/>
-        </w:rPr>
-      </w:r>
-      <w:r/>
-      <w:proofErr w:type="gramEnd"/>
-      <w:r/>
     </w:p>
     <w:p>
       <w:pPr>
@@ -230,7 +182,7 @@
       <w:tblGrid>
         <w:gridCol w:w="3168"/>
         <w:gridCol w:w="1507"/>
-        <w:gridCol w:w="4433"/>
+        <w:gridCol w:w="5013"/>
       </w:tblGrid>
       <w:tr>
         <w:trPr>
@@ -288,7 +240,7 @@
         </w:tc>
         <w:tc>
           <w:tcPr>
-            <w:tcW w:w="4433" w:type="dxa"/>
+            <w:tcW w:w="5013" w:type="dxa"/>
           </w:tcPr>
           <w:p>
             <w:pPr>
@@ -389,7 +341,7 @@
         </w:tc>
         <w:tc>
           <w:tcPr>
-            <w:tcW w:w="4433" w:type="dxa"/>
+            <w:tcW w:w="5013" w:type="dxa"/>
           </w:tcPr>
           <w:p>
             <w:pPr>
@@ -436,7 +388,7 @@
         </w:tc>
         <w:tc>
           <w:tcPr>
-            <w:tcW w:w="4433" w:type="dxa"/>
+            <w:tcW w:w="5013" w:type="dxa"/>
           </w:tcPr>
           <w:p>
             <w:pPr>
@@ -483,7 +435,7 @@
         </w:tc>
         <w:tc>
           <w:tcPr>
-            <w:tcW w:w="4433" w:type="dxa"/>
+            <w:tcW w:w="5013" w:type="dxa"/>
           </w:tcPr>
           <w:p>
             <w:pPr>
@@ -530,7 +482,7 @@
         </w:tc>
         <w:tc>
           <w:tcPr>
-            <w:tcW w:w="4433" w:type="dxa"/>
+            <w:tcW w:w="5013" w:type="dxa"/>
           </w:tcPr>
           <w:p>
             <w:pPr>
@@ -577,7 +529,7 @@
         </w:tc>
         <w:tc>
           <w:tcPr>
-            <w:tcW w:w="4433" w:type="dxa"/>
+            <w:tcW w:w="5013" w:type="dxa"/>
           </w:tcPr>
           <w:p>
             <w:pPr>
@@ -624,7 +576,7 @@
         </w:tc>
         <w:tc>
           <w:tcPr>
-            <w:tcW w:w="4433" w:type="dxa"/>
+            <w:tcW w:w="5013" w:type="dxa"/>
           </w:tcPr>
           <w:p>
             <w:pPr>
@@ -1896,7 +1848,7 @@
             </wp:anchor>
           </w:drawing>
         </mc:Choice>
-        <mc:Fallback xmlns:pic="http://schemas.openxmlformats.org/drawingml/2006/picture" xmlns:a="http://schemas.openxmlformats.org/drawingml/2006/main" xmlns:ve="http://schemas.openxmlformats.org/markup-compatibility/2006">
+        <mc:Fallback xmlns:ve="http://schemas.openxmlformats.org/markup-compatibility/2006" xmlns:a="http://schemas.openxmlformats.org/drawingml/2006/main" xmlns:pic="http://schemas.openxmlformats.org/drawingml/2006/picture">
           <w:pict>
             <v:shapetype id="_x0000_t202" o:spt="202" coordsize="21600,21600" path="m,l,21600r21600,l21600,xe">
               <v:stroke joinstyle="miter"/>
@@ -2003,7 +1955,7 @@
             </wp:anchor>
           </w:drawing>
         </mc:Choice>
-        <mc:Fallback xmlns:pic="http://schemas.openxmlformats.org/drawingml/2006/picture" xmlns:a="http://schemas.openxmlformats.org/drawingml/2006/main" xmlns:ve="http://schemas.openxmlformats.org/markup-compatibility/2006">
+        <mc:Fallback xmlns:ve="http://schemas.openxmlformats.org/markup-compatibility/2006" xmlns:a="http://schemas.openxmlformats.org/drawingml/2006/main" xmlns:pic="http://schemas.openxmlformats.org/drawingml/2006/picture">
           <w:pict>
             <v:shape style="position:absolute;margin-left:227.231354pt;margin-top:62.322403pt;width:140.7pt;height:14.35pt;mso-position-horizontal-relative:page;mso-position-vertical-relative:page;z-index:-15796224" type="#_x0000_t202" id="docshape2" filled="false" stroked="false">
               <v:textbox inset="0,0,0,0">
